--- a/senedler/word/az/AIVanta Is Qaydalari - Analytics (AZ).docx
+++ b/senedler/word/az/AIVanta Is Qaydalari - Analytics (AZ).docx
@@ -56,7 +56,7 @@
           <w:color w:val="14181F"/>
           <w:sz w:val="38"/>
         </w:rPr>
-        <w:t>Analytics — iş qaydaları</w:t>
+        <w:t>Analytics — İş Qaydaları</w:t>
       </w:r>
     </w:p>
     <w:p>
@@ -66,7 +66,7 @@
           <w:color w:val="22262E"/>
           <w:sz w:val="21"/>
         </w:rPr>
-        <w:t>Ümumi qaydalar burada da keçərlidir. Aşağıdakılar analitika layihələrinə xas əlavələrdir.</w:t>
+        <w:t>Ümumi qaydalar tam keçərlidir. Aşağıdakılar analitika layihələrinə xas əməli qaydalar, tool stack və prosedurlardır.</w:t>
       </w:r>
     </w:p>
     <w:p>
@@ -84,7 +84,368 @@
           <w:color w:val="0B7A67"/>
           <w:sz w:val="26"/>
         </w:rPr>
-        <w:t>Müştəridən nə istəyirik</w:t>
+        <w:t>1. Tool stack (standart)</w:t>
+      </w:r>
+    </w:p>
+    <w:tbl>
+      <w:tblPr>
+        <w:tblW w:type="auto" w:w="0"/>
+        <w:jc w:val="center"/>
+        <w:tblLayout w:type="autofit"/>
+        <w:tblLook w:firstColumn="1" w:firstRow="1" w:lastColumn="0" w:lastRow="0" w:noHBand="0" w:noVBand="1" w:val="04A0"/>
+        <w:tblBorders>
+          <w:top w:val="single" w:sz="6" w:space="0" w:color="D7DBE0"/>
+          <w:left w:val="single" w:sz="6" w:space="0" w:color="D7DBE0"/>
+          <w:bottom w:val="single" w:sz="6" w:space="0" w:color="D7DBE0"/>
+          <w:right w:val="single" w:sz="6" w:space="0" w:color="D7DBE0"/>
+          <w:insideH w:val="single" w:sz="6" w:space="0" w:color="D7DBE0"/>
+          <w:insideV w:val="single" w:sz="6" w:space="0" w:color="D7DBE0"/>
+        </w:tblBorders>
+      </w:tblPr>
+      <w:tblGrid>
+        <w:gridCol w:w="4873"/>
+        <w:gridCol w:w="4873"/>
+      </w:tblGrid>
+      <w:tr>
+        <w:tc>
+          <w:tcPr>
+            <w:tcW w:type="dxa" w:w="4873"/>
+            <w:shd w:val="clear" w:fill="0B7A67"/>
+          </w:tcPr>
+          <w:p>
+            <w:r>
+              <w:rPr>
+                <w:rFonts w:ascii="Segoe UI" w:hAnsi="Segoe UI"/>
+                <w:b/>
+                <w:color w:val="FFFFFF"/>
+                <w:sz w:val="19"/>
+              </w:rPr>
+              <w:t>Məqsəd</w:t>
+            </w:r>
+          </w:p>
+        </w:tc>
+        <w:tc>
+          <w:tcPr>
+            <w:tcW w:type="dxa" w:w="4873"/>
+            <w:shd w:val="clear" w:fill="0B7A67"/>
+          </w:tcPr>
+          <w:p>
+            <w:r>
+              <w:rPr>
+                <w:rFonts w:ascii="Segoe UI" w:hAnsi="Segoe UI"/>
+                <w:b/>
+                <w:color w:val="FFFFFF"/>
+                <w:sz w:val="19"/>
+              </w:rPr>
+              <w:t>Tool</w:t>
+            </w:r>
+          </w:p>
+        </w:tc>
+      </w:tr>
+      <w:tr>
+        <w:tc>
+          <w:tcPr>
+            <w:tcW w:type="dxa" w:w="4873"/>
+          </w:tcPr>
+          <w:p>
+            <w:pPr>
+              <w:spacing w:after="40"/>
+            </w:pPr>
+            <w:r>
+              <w:rPr>
+                <w:rFonts w:ascii="Segoe UI" w:hAnsi="Segoe UI"/>
+                <w:color w:val="22262E"/>
+                <w:sz w:val="19"/>
+              </w:rPr>
+              <w:t>Transformasiya</w:t>
+            </w:r>
+          </w:p>
+        </w:tc>
+        <w:tc>
+          <w:tcPr>
+            <w:tcW w:type="dxa" w:w="4873"/>
+          </w:tcPr>
+          <w:p>
+            <w:pPr>
+              <w:spacing w:after="40"/>
+            </w:pPr>
+            <w:r>
+              <w:rPr>
+                <w:rFonts w:ascii="Segoe UI" w:hAnsi="Segoe UI"/>
+                <w:b/>
+                <w:color w:val="14181F"/>
+                <w:sz w:val="19"/>
+              </w:rPr>
+              <w:t>dbt</w:t>
+            </w:r>
+            <w:r>
+              <w:rPr>
+                <w:rFonts w:ascii="Segoe UI" w:hAnsi="Segoe UI"/>
+                <w:color w:val="22262E"/>
+                <w:sz w:val="19"/>
+              </w:rPr>
+              <w:t xml:space="preserve"> (test + docs + lineage)</w:t>
+            </w:r>
+          </w:p>
+        </w:tc>
+      </w:tr>
+      <w:tr>
+        <w:tc>
+          <w:tcPr>
+            <w:tcW w:type="dxa" w:w="4873"/>
+            <w:shd w:val="clear" w:fill="F4F6F8"/>
+          </w:tcPr>
+          <w:p>
+            <w:pPr>
+              <w:spacing w:after="40"/>
+            </w:pPr>
+            <w:r>
+              <w:rPr>
+                <w:rFonts w:ascii="Segoe UI" w:hAnsi="Segoe UI"/>
+                <w:color w:val="22262E"/>
+                <w:sz w:val="19"/>
+              </w:rPr>
+              <w:t>Orkestrasiya</w:t>
+            </w:r>
+          </w:p>
+        </w:tc>
+        <w:tc>
+          <w:tcPr>
+            <w:tcW w:type="dxa" w:w="4873"/>
+            <w:shd w:val="clear" w:fill="F4F6F8"/>
+          </w:tcPr>
+          <w:p>
+            <w:pPr>
+              <w:spacing w:after="40"/>
+            </w:pPr>
+            <w:r>
+              <w:rPr>
+                <w:rFonts w:ascii="Segoe UI" w:hAnsi="Segoe UI"/>
+                <w:b/>
+                <w:color w:val="14181F"/>
+                <w:sz w:val="19"/>
+              </w:rPr>
+              <w:t>Airflow</w:t>
+            </w:r>
+            <w:r>
+              <w:rPr>
+                <w:rFonts w:ascii="Segoe UI" w:hAnsi="Segoe UI"/>
+                <w:color w:val="22262E"/>
+                <w:sz w:val="19"/>
+              </w:rPr>
+              <w:t xml:space="preserve"> (kiçik işlərdə cron / Dagster)</w:t>
+            </w:r>
+          </w:p>
+        </w:tc>
+      </w:tr>
+      <w:tr>
+        <w:tc>
+          <w:tcPr>
+            <w:tcW w:type="dxa" w:w="4873"/>
+          </w:tcPr>
+          <w:p>
+            <w:pPr>
+              <w:spacing w:after="40"/>
+            </w:pPr>
+            <w:r>
+              <w:rPr>
+                <w:rFonts w:ascii="Segoe UI" w:hAnsi="Segoe UI"/>
+                <w:color w:val="22262E"/>
+                <w:sz w:val="19"/>
+              </w:rPr>
+              <w:t>Warehouse</w:t>
+            </w:r>
+          </w:p>
+        </w:tc>
+        <w:tc>
+          <w:tcPr>
+            <w:tcW w:type="dxa" w:w="4873"/>
+          </w:tcPr>
+          <w:p>
+            <w:pPr>
+              <w:spacing w:after="40"/>
+            </w:pPr>
+            <w:r>
+              <w:rPr>
+                <w:rFonts w:ascii="Segoe UI" w:hAnsi="Segoe UI"/>
+                <w:b/>
+                <w:color w:val="14181F"/>
+                <w:sz w:val="19"/>
+              </w:rPr>
+              <w:t>Snowflake</w:t>
+            </w:r>
+            <w:r>
+              <w:rPr>
+                <w:rFonts w:ascii="Segoe UI" w:hAnsi="Segoe UI"/>
+                <w:color w:val="22262E"/>
+                <w:sz w:val="19"/>
+              </w:rPr>
+              <w:t xml:space="preserve"> / </w:t>
+            </w:r>
+            <w:r>
+              <w:rPr>
+                <w:rFonts w:ascii="Segoe UI" w:hAnsi="Segoe UI"/>
+                <w:b/>
+                <w:color w:val="14181F"/>
+                <w:sz w:val="19"/>
+              </w:rPr>
+              <w:t>BigQuery</w:t>
+            </w:r>
+            <w:r>
+              <w:rPr>
+                <w:rFonts w:ascii="Segoe UI" w:hAnsi="Segoe UI"/>
+                <w:color w:val="22262E"/>
+                <w:sz w:val="19"/>
+              </w:rPr>
+              <w:t xml:space="preserve"> / </w:t>
+            </w:r>
+            <w:r>
+              <w:rPr>
+                <w:rFonts w:ascii="Segoe UI" w:hAnsi="Segoe UI"/>
+                <w:b/>
+                <w:color w:val="14181F"/>
+                <w:sz w:val="19"/>
+              </w:rPr>
+              <w:t>Postgres</w:t>
+            </w:r>
+          </w:p>
+        </w:tc>
+      </w:tr>
+      <w:tr>
+        <w:tc>
+          <w:tcPr>
+            <w:tcW w:type="dxa" w:w="4873"/>
+            <w:shd w:val="clear" w:fill="F4F6F8"/>
+          </w:tcPr>
+          <w:p>
+            <w:pPr>
+              <w:spacing w:after="40"/>
+            </w:pPr>
+            <w:r>
+              <w:rPr>
+                <w:rFonts w:ascii="Segoe UI" w:hAnsi="Segoe UI"/>
+                <w:color w:val="22262E"/>
+                <w:sz w:val="19"/>
+              </w:rPr>
+              <w:t>BI / dashboard</w:t>
+            </w:r>
+          </w:p>
+        </w:tc>
+        <w:tc>
+          <w:tcPr>
+            <w:tcW w:type="dxa" w:w="4873"/>
+            <w:shd w:val="clear" w:fill="F4F6F8"/>
+          </w:tcPr>
+          <w:p>
+            <w:pPr>
+              <w:spacing w:after="40"/>
+            </w:pPr>
+            <w:r>
+              <w:rPr>
+                <w:rFonts w:ascii="Segoe UI" w:hAnsi="Segoe UI"/>
+                <w:b/>
+                <w:color w:val="14181F"/>
+                <w:sz w:val="19"/>
+              </w:rPr>
+              <w:t>Power BI</w:t>
+            </w:r>
+            <w:r>
+              <w:rPr>
+                <w:rFonts w:ascii="Segoe UI" w:hAnsi="Segoe UI"/>
+                <w:color w:val="22262E"/>
+                <w:sz w:val="19"/>
+              </w:rPr>
+              <w:t xml:space="preserve"> / </w:t>
+            </w:r>
+            <w:r>
+              <w:rPr>
+                <w:rFonts w:ascii="Segoe UI" w:hAnsi="Segoe UI"/>
+                <w:b/>
+                <w:color w:val="14181F"/>
+                <w:sz w:val="19"/>
+              </w:rPr>
+              <w:t>Looker</w:t>
+            </w:r>
+            <w:r>
+              <w:rPr>
+                <w:rFonts w:ascii="Segoe UI" w:hAnsi="Segoe UI"/>
+                <w:color w:val="22262E"/>
+                <w:sz w:val="19"/>
+              </w:rPr>
+              <w:t xml:space="preserve"> / </w:t>
+            </w:r>
+            <w:r>
+              <w:rPr>
+                <w:rFonts w:ascii="Segoe UI" w:hAnsi="Segoe UI"/>
+                <w:b/>
+                <w:color w:val="14181F"/>
+                <w:sz w:val="19"/>
+              </w:rPr>
+              <w:t>Metabase</w:t>
+            </w:r>
+          </w:p>
+        </w:tc>
+      </w:tr>
+      <w:tr>
+        <w:tc>
+          <w:tcPr>
+            <w:tcW w:type="dxa" w:w="4873"/>
+          </w:tcPr>
+          <w:p>
+            <w:pPr>
+              <w:spacing w:after="40"/>
+            </w:pPr>
+            <w:r>
+              <w:rPr>
+                <w:rFonts w:ascii="Segoe UI" w:hAnsi="Segoe UI"/>
+                <w:color w:val="22262E"/>
+                <w:sz w:val="19"/>
+              </w:rPr>
+              <w:t>Maskalama</w:t>
+            </w:r>
+          </w:p>
+        </w:tc>
+        <w:tc>
+          <w:tcPr>
+            <w:tcW w:type="dxa" w:w="4873"/>
+          </w:tcPr>
+          <w:p>
+            <w:pPr>
+              <w:spacing w:after="40"/>
+            </w:pPr>
+            <w:r>
+              <w:rPr>
+                <w:rFonts w:ascii="Segoe UI" w:hAnsi="Segoe UI"/>
+                <w:color w:val="22262E"/>
+                <w:sz w:val="19"/>
+              </w:rPr>
+              <w:t>Faker / warehouse masking policy</w:t>
+            </w:r>
+          </w:p>
+        </w:tc>
+      </w:tr>
+    </w:tbl>
+    <w:p>
+      <w:pPr>
+        <w:spacing w:after="80"/>
+      </w:pPr>
+    </w:p>
+    <w:p>
+      <w:pPr>
+        <w:keepNext/>
+        <w:spacing w:before="280" w:after="100"/>
+        <w:pBdr>
+          <w:bottom w:val="single" w:sz="6" w:space="3" w:color="D7DBE0"/>
+        </w:pBdr>
+      </w:pPr>
+      <w:r>
+        <w:rPr>
+          <w:rFonts w:ascii="Segoe UI" w:hAnsi="Segoe UI"/>
+          <w:b/>
+          <w:color w:val="0B7A67"/>
+          <w:sz w:val="26"/>
+        </w:rPr>
+        <w:t>2. Müştəridən nə istəyirik</w:t>
       </w:r>
     </w:p>
     <w:p>
@@ -99,7 +460,7 @@
           <w:color w:val="14181F"/>
           <w:sz w:val="21"/>
         </w:rPr>
-        <w:t>Data mənbələrinə read-only giriş:</w:t>
+        <w:t>Read-only giriş:</w:t>
       </w:r>
       <w:r>
         <w:rPr>
@@ -107,7 +468,7 @@
           <w:color w:val="22262E"/>
           <w:sz w:val="21"/>
         </w:rPr>
-        <w:t xml:space="preserve"> mümkünsə read-only replica və ya ayrıca analytics istifadəçisi. </w:t>
+        <w:t xml:space="preserve"> read-only replica və ya ayrıca analytics istifadəçisi. </w:t>
       </w:r>
       <w:r>
         <w:rPr>
@@ -116,15 +477,7 @@
           <w:color w:val="14181F"/>
           <w:sz w:val="21"/>
         </w:rPr>
-        <w:t>Production bazaya yazma girişi istəmirik</w:t>
-      </w:r>
-      <w:r>
-        <w:rPr>
-          <w:rFonts w:ascii="Segoe UI" w:hAnsi="Segoe UI"/>
-          <w:color w:val="22262E"/>
-          <w:sz w:val="21"/>
-        </w:rPr>
-        <w:t xml:space="preserve"> — heç vaxt.</w:t>
+        <w:t>Production bazaya yazma girişi istəmirik — heç vaxt.</w:t>
       </w:r>
     </w:p>
     <w:p>
@@ -138,7 +491,7 @@
           <w:color w:val="22262E"/>
           <w:sz w:val="21"/>
         </w:rPr>
-        <w:t>Mənbə sistemlərin sahibləri ilə əlaqə (CRM admini, DB admini) — sxem sualları birbaşa cavablansın deyə.</w:t>
+        <w:t>Mənbə sistem sahibləri ilə əlaqə (CRM admin, DB admin) — sxem sualları üçün.</w:t>
       </w:r>
     </w:p>
     <w:p>
@@ -161,7 +514,7 @@
           <w:color w:val="22262E"/>
           <w:sz w:val="21"/>
         </w:rPr>
-        <w:t xml:space="preserve"> hər metrikin biznes tərəfdən sahibi — tərifi o təsdiqləyir.</w:t>
+        <w:t xml:space="preserve"> hər metrikin biznes tərəfdən sahibi (tərifi o təsdiqləyir).</w:t>
       </w:r>
     </w:p>
     <w:p>
@@ -184,7 +537,7 @@
           <w:color w:val="22262E"/>
           <w:sz w:val="21"/>
         </w:rPr>
-        <w:t xml:space="preserve"> warehouse haradadır — müştərinin cloud-u (ayrıca project) və ya VM (standart: ümumi qaydalardakı kimi; data həcminə görə disk artırıla bilər). BI alət seçimi mövcud lisenziyalara görə (Power BI / Looker / Metabase / Grafana).</w:t>
+        <w:t xml:space="preserve"> warehouse harada — müştərinin cloud-u (ayrıca project) və ya VM (standart spec; data həcminə görə disk artırıla bilər). BI aləti mövcud lisenziyalara görə.</w:t>
       </w:r>
     </w:p>
     <w:p>
@@ -202,7 +555,7 @@
           <w:color w:val="0B7A67"/>
           <w:sz w:val="26"/>
         </w:rPr>
-        <w:t>Data qaydaları</w:t>
+        <w:t>3. Data qaydaları</w:t>
       </w:r>
     </w:p>
     <w:p>
@@ -247,7 +600,47 @@
           <w:color w:val="22262E"/>
           <w:sz w:val="21"/>
         </w:rPr>
-        <w:t>Sorğular mənbə sistemi yormamalıdır: ağır sorğular iş saatlarından kənar / replica üzərində; ilk dəfə işə salınmadan əvvəl DB admini ilə razılaşdırılır.</w:t>
+        <w:t xml:space="preserve">Sorğular mənbəni </w:t>
+      </w:r>
+      <w:r>
+        <w:rPr>
+          <w:rFonts w:ascii="Segoe UI" w:hAnsi="Segoe UI"/>
+          <w:b/>
+          <w:color w:val="14181F"/>
+          <w:sz w:val="21"/>
+        </w:rPr>
+        <w:t>yormamalıdır:</w:t>
+      </w:r>
+      <w:r>
+        <w:rPr>
+          <w:rFonts w:ascii="Segoe UI" w:hAnsi="Segoe UI"/>
+          <w:color w:val="22262E"/>
+          <w:sz w:val="21"/>
+        </w:rPr>
+        <w:t xml:space="preserve"> ağır sorğu iş saatından kənar / replica üzərində; ilk işə salma DB admini ilə razılaşdırılır.</w:t>
+      </w:r>
+    </w:p>
+    <w:p>
+      <w:pPr>
+        <w:pStyle w:val="ListBullet"/>
+        <w:spacing w:after="80"/>
+      </w:pPr>
+      <w:r>
+        <w:rPr>
+          <w:rFonts w:ascii="Segoe UI" w:hAnsi="Segoe UI"/>
+          <w:b/>
+          <w:color w:val="14181F"/>
+          <w:sz w:val="21"/>
+        </w:rPr>
+        <w:t>Runaway xərc</w:t>
+      </w:r>
+      <w:r>
+        <w:rPr>
+          <w:rFonts w:ascii="Segoe UI" w:hAnsi="Segoe UI"/>
+          <w:color w:val="22262E"/>
+          <w:sz w:val="21"/>
+        </w:rPr>
+        <w:t xml:space="preserve"> nəzarəti: Snowflake/BigQuery-də nəzarətsiz ağır sorğu böyük hesab yarada bilər — sorğular optimallaşdırılır, limit qoyulur (unudulan risk).</w:t>
       </w:r>
     </w:p>
     <w:p>
@@ -261,7 +654,41 @@
           <w:color w:val="22262E"/>
           <w:sz w:val="21"/>
         </w:rPr>
-        <w:t>PII ehtiva edən sahələr dashboard-larda yalnız zərurət halında və rol-əsaslı giriş ilə göstərilir.</w:t>
+        <w:t xml:space="preserve">PII sahələr dashboard-larda yalnız zərurət + </w:t>
+      </w:r>
+      <w:r>
+        <w:rPr>
+          <w:rFonts w:ascii="Segoe UI" w:hAnsi="Segoe UI"/>
+          <w:b/>
+          <w:color w:val="14181F"/>
+          <w:sz w:val="21"/>
+        </w:rPr>
+        <w:t>rol-əsaslı giriş (RLS)</w:t>
+      </w:r>
+      <w:r>
+        <w:rPr>
+          <w:rFonts w:ascii="Segoe UI" w:hAnsi="Segoe UI"/>
+          <w:color w:val="22262E"/>
+          <w:sz w:val="21"/>
+        </w:rPr>
+        <w:t xml:space="preserve"> ilə; lazım olanda </w:t>
+      </w:r>
+      <w:r>
+        <w:rPr>
+          <w:rFonts w:ascii="Segoe UI" w:hAnsi="Segoe UI"/>
+          <w:b/>
+          <w:color w:val="14181F"/>
+          <w:sz w:val="21"/>
+        </w:rPr>
+        <w:t>maskalama</w:t>
+      </w:r>
+      <w:r>
+        <w:rPr>
+          <w:rFonts w:ascii="Segoe UI" w:hAnsi="Segoe UI"/>
+          <w:color w:val="22262E"/>
+          <w:sz w:val="21"/>
+        </w:rPr>
+        <w:t>.</w:t>
       </w:r>
     </w:p>
     <w:p>
@@ -279,7 +706,7 @@
           <w:color w:val="0B7A67"/>
           <w:sz w:val="26"/>
         </w:rPr>
-        <w:t>Metrik qaydaları</w:t>
+        <w:t>4. Metrik qaydaları (semantic layer)</w:t>
       </w:r>
     </w:p>
     <w:p>
@@ -302,7 +729,7 @@
           <w:color w:val="22262E"/>
           <w:sz w:val="21"/>
         </w:rPr>
-        <w:t xml:space="preserve"> hər KPI üçün — ad, düstur, mənbə sahələr, filtrlər, istisna hallar. KPI sahibi yazılı təsdiqləyir.</w:t>
+        <w:t xml:space="preserve"> hər KPI — ad, düstur, mənbə sahələr, filtrlər, istisnalar. KPI sahibi yazılı təsdiqləyir.</w:t>
       </w:r>
     </w:p>
     <w:p>
@@ -316,7 +743,24 @@
           <w:color w:val="22262E"/>
           <w:sz w:val="21"/>
         </w:rPr>
-        <w:t>Tərif dəyişəndə sənəd yenilənir və dəyişiklik tarixi qeyd olunur — "keçən ay bu rəqəm başqa idi" situasiyasının qarşısı belə alınır.</w:t>
+        <w:t xml:space="preserve">Vahid mənbə (dbt / semantic layer) — </w:t>
+      </w:r>
+      <w:r>
+        <w:rPr>
+          <w:rFonts w:ascii="Segoe UI" w:hAnsi="Segoe UI"/>
+          <w:b/>
+          <w:color w:val="14181F"/>
+          <w:sz w:val="21"/>
+        </w:rPr>
+        <w:t>hər dashboard eyni tərifi işlədir.</w:t>
+      </w:r>
+      <w:r>
+        <w:rPr>
+          <w:rFonts w:ascii="Segoe UI" w:hAnsi="Segoe UI"/>
+          <w:color w:val="22262E"/>
+          <w:sz w:val="21"/>
+        </w:rPr>
+        <w:t xml:space="preserve"> Əks halda rəhbərlik fərqli rəqəm görür (ən çox rast gəlinən problem).</w:t>
       </w:r>
     </w:p>
     <w:p>
@@ -330,7 +774,21 @@
           <w:color w:val="22262E"/>
           <w:sz w:val="21"/>
         </w:rPr>
-        <w:t xml:space="preserve">Hər dashboard-da datanın </w:t>
+        <w:t>Tərif dəyişəndə sənəd yenilənir + tarix qeyd olunur.</w:t>
+      </w:r>
+    </w:p>
+    <w:p>
+      <w:pPr>
+        <w:pStyle w:val="ListBullet"/>
+        <w:spacing w:after="80"/>
+      </w:pPr>
+      <w:r>
+        <w:rPr>
+          <w:rFonts w:ascii="Segoe UI" w:hAnsi="Segoe UI"/>
+          <w:color w:val="22262E"/>
+          <w:sz w:val="21"/>
+        </w:rPr>
+        <w:t xml:space="preserve">Hər dashboard-da </w:t>
       </w:r>
       <w:r>
         <w:rPr>
@@ -339,7 +797,7 @@
           <w:color w:val="14181F"/>
           <w:sz w:val="21"/>
         </w:rPr>
-        <w:t>nə vaxt yeniləndiyi görünür</w:t>
+        <w:t>son yenilənmə vaxtı (last refresh)</w:t>
       </w:r>
       <w:r>
         <w:rPr>
@@ -347,7 +805,7 @@
           <w:color w:val="22262E"/>
           <w:sz w:val="21"/>
         </w:rPr>
-        <w:t xml:space="preserve"> (last refresh).</w:t>
+        <w:t xml:space="preserve"> görünür.</w:t>
       </w:r>
     </w:p>
     <w:p>
@@ -365,7 +823,7 @@
           <w:color w:val="0B7A67"/>
           <w:sz w:val="26"/>
         </w:rPr>
-        <w:t>Validasiya qaydası</w:t>
+        <w:t>5. Validasiya qaydası</w:t>
       </w:r>
     </w:p>
     <w:p>
@@ -379,7 +837,7 @@
           <w:color w:val="22262E"/>
           <w:sz w:val="21"/>
         </w:rPr>
-        <w:t>Hər dashboard canlıya çıxmazdan əvvəl rəqəmlər mənbə sistemlə üzləşdirilir (ən azı 3 fərqli dövr / kəsim üzrə).</w:t>
+        <w:t>Hər dashboard canlıya çıxmazdan əvvəl rəqəmlər mənbə sistemlə üzləşdirilir (ən azı 3 fərqli dövr / kəsim).</w:t>
       </w:r>
     </w:p>
     <w:p>
@@ -410,7 +868,7 @@
           <w:color w:val="22262E"/>
           <w:sz w:val="21"/>
         </w:rPr>
-        <w:t xml:space="preserve"> Bu təsdiq olmadan dashboard istifadəçilərə açılmır.</w:t>
+        <w:t xml:space="preserve"> Bu təsdiq olmadan dashboard açılmır.</w:t>
       </w:r>
     </w:p>
     <w:p>
@@ -428,7 +886,30 @@
           <w:color w:val="0B7A67"/>
           <w:sz w:val="26"/>
         </w:rPr>
-        <w:t>Refresh və alertlər</w:t>
+        <w:t>6. Refresh və test</w:t>
+      </w:r>
+    </w:p>
+    <w:p>
+      <w:pPr>
+        <w:pStyle w:val="ListBullet"/>
+        <w:spacing w:after="80"/>
+      </w:pPr>
+      <w:r>
+        <w:rPr>
+          <w:rFonts w:ascii="Segoe UI" w:hAnsi="Segoe UI"/>
+          <w:b/>
+          <w:color w:val="14181F"/>
+          <w:sz w:val="21"/>
+        </w:rPr>
+        <w:t>dbt testləri:</w:t>
+      </w:r>
+      <w:r>
+        <w:rPr>
+          <w:rFonts w:ascii="Segoe UI" w:hAnsi="Segoe UI"/>
+          <w:color w:val="22262E"/>
+          <w:sz w:val="21"/>
+        </w:rPr>
+        <w:t xml:space="preserve"> freshness, uniqueness, not-null — pipeline-a daxil.</w:t>
       </w:r>
     </w:p>
     <w:p>
@@ -456,7 +937,7 @@
           <w:color w:val="22262E"/>
           <w:sz w:val="21"/>
         </w:rPr>
-        <w:t>Pipeline xətası halında alert kimə gedir, nə edilməlidir — runbook-da.</w:t>
+        <w:t>Pipeline xətası → alert kimə gedir, nə edilməli — runbook-da.</w:t>
       </w:r>
     </w:p>
     <w:p>
@@ -470,7 +951,7 @@
           <w:color w:val="22262E"/>
           <w:sz w:val="21"/>
         </w:rPr>
-        <w:t>Refresh pəncərələri mənbə sistemlərin pik saatlarından kənar seçilir.</w:t>
+        <w:t>Refresh pəncərələri mənbənin pik saatlarından kənar.</w:t>
       </w:r>
     </w:p>
     <w:p>
@@ -488,7 +969,7 @@
           <w:color w:val="0B7A67"/>
           <w:sz w:val="26"/>
         </w:rPr>
-        <w:t>Təhvildə əlavə olaraq</w:t>
+        <w:t>7. Təhvildə əlavə olaraq</w:t>
       </w:r>
     </w:p>
     <w:p>
@@ -513,10 +994,19 @@
       <w:r>
         <w:rPr>
           <w:rFonts w:ascii="Segoe UI" w:hAnsi="Segoe UI"/>
+          <w:b/>
+          <w:color w:val="14181F"/>
+          <w:sz w:val="21"/>
+        </w:rPr>
+        <w:t>Pipeline sxemi + lineage:</w:t>
+      </w:r>
+      <w:r>
+        <w:rPr>
+          <w:rFonts w:ascii="Segoe UI" w:hAnsi="Segoe UI"/>
           <w:color w:val="22262E"/>
           <w:sz w:val="21"/>
         </w:rPr>
-        <w:t>Pipeline sxemi: mənbə → transformasiya → warehouse → dashboard.</w:t>
+        <w:t xml:space="preserve"> mənbə → transformasiya → warehouse → dashboard (dbt docs).</w:t>
       </w:r>
     </w:p>
     <w:p>
@@ -530,7 +1020,7 @@
           <w:color w:val="22262E"/>
           <w:sz w:val="21"/>
         </w:rPr>
-        <w:t>Yeni istifadəçi əlavə etmə / giriş vermə təlimatı.</w:t>
+        <w:t>Yeni istifadəçi / giriş vermə təlimatı.</w:t>
       </w:r>
     </w:p>
     <w:p>
@@ -544,7 +1034,7 @@
           <w:color w:val="22262E"/>
           <w:sz w:val="21"/>
         </w:rPr>
-        <w:t>Yeni metrik əlavə etmək üçün qısa yol xəritəsi (gələcəkdə özləri və ya biz — hər iki halda eyni qayda ilə).</w:t>
+        <w:t>Yeni metrik əlavə etmək üçün qısa yol (gələcəkdə özləri və ya biz — eyni qayda ilə).</w:t>
       </w:r>
     </w:p>
     <w:sectPr>
